--- a/EJERCICIOS DE LOS ALUMNOS/MAURICIO/examen MF0490-3 GESTION DE SERVICIOS EN EL SISTEMA INFORMATICO - Mauricio Ciruelos Gutierrez.docx
+++ b/EJERCICIOS DE LOS ALUMNOS/MAURICIO/examen MF0490-3 GESTION DE SERVICIOS EN EL SISTEMA INFORMATICO - Mauricio Ciruelos Gutierrez.docx
@@ -440,7 +440,25 @@
                 <w:sz w:val="28"/>
                 <w:szCs w:val="28"/>
               </w:rPr>
-              <w:t>2568662D</w:t>
+              <w:t>25686</w:t>
+            </w:r>
+            <w:r>
+              <w:rPr>
+                <w:b/>
+                <w:bCs/>
+                <w:sz w:val="28"/>
+                <w:szCs w:val="28"/>
+              </w:rPr>
+              <w:t>6</w:t>
+            </w:r>
+            <w:r>
+              <w:rPr>
+                <w:b/>
+                <w:bCs/>
+                <w:sz w:val="28"/>
+                <w:szCs w:val="28"/>
+              </w:rPr>
+              <w:t>62D</w:t>
             </w:r>
           </w:p>
         </w:tc>
@@ -1170,6 +1188,9 @@
         </w:tabs>
       </w:pPr>
       <w:r>
+        <w:rPr>
+          <w:noProof/>
+        </w:rPr>
         <w:drawing>
           <wp:inline distT="0" distB="0" distL="0" distR="0" wp14:anchorId="5A271957" wp14:editId="6CFC297B">
             <wp:extent cx="1476375" cy="891832"/>
